--- a/01_Standards/Milestone_3_Components/M3_Entity_Identification_Table_Standards_&_QA_Checklist.docx
+++ b/01_Standards/Milestone_3_Components/M3_Entity_Identification_Table_Standards_&_QA_Checklist.docx
@@ -254,10 +254,7 @@
       </w:r>
       <w:proofErr w:type="gramEnd"/>
       <w:r>
-        <w:t>Inner Component</w:t>
-      </w:r>
-      <w:r>
-        <w:t xml:space="preserve"> #</w:t>
+        <w:t>Inner Component #</w:t>
       </w:r>
       <w:r>
         <w:t>&gt;</w:t>
@@ -3364,16 +3361,7 @@
       </w:r>
       <w:proofErr w:type="spellEnd"/>
       <w:r>
-        <w:t xml:space="preserve"> How Entities Create </w:t>
-      </w:r>
-      <w:r>
-        <w:t>UI View</w:t>
-      </w:r>
-      <w:r>
-        <w:t>s with UI</w:t>
-      </w:r>
-      <w:r>
-        <w:t xml:space="preserve"> to Component Traceability</w:t>
+        <w:t xml:space="preserve"> How Entities Create UI Views with UI to Component Traceability</w:t>
       </w:r>
     </w:p>
     <w:tbl>
@@ -3488,7 +3476,6 @@
                 <w:sz w:val="24"/>
                 <w:lang w:eastAsia="en-US"/>
               </w:rPr>
-              <w:lastRenderedPageBreak/>
               <w:t>1.1 Login / Logout</w:t>
             </w:r>
           </w:p>
@@ -3640,6 +3627,7 @@
                 <w:sz w:val="24"/>
                 <w:lang w:eastAsia="en-US"/>
               </w:rPr>
+              <w:lastRenderedPageBreak/>
               <w:t>2.1 Student Dashboard</w:t>
             </w:r>
           </w:p>
@@ -4167,7 +4155,6 @@
                 <w:sz w:val="24"/>
                 <w:lang w:eastAsia="en-US"/>
               </w:rPr>
-              <w:lastRenderedPageBreak/>
               <w:t>3.3 Job Posting Creation</w:t>
             </w:r>
           </w:p>
@@ -4293,7 +4280,16 @@
                 <w:sz w:val="24"/>
                 <w:lang w:eastAsia="en-US"/>
               </w:rPr>
-              <w:t>Identifies functions for creating notifications, retrieving notifications, marking read/unread, notification preferences, and push notification delivery.</w:t>
+              <w:t xml:space="preserve">Identifies functions for creating notifications, retrieving notifications, marking read/unread, </w:t>
+            </w:r>
+            <w:r>
+              <w:rPr>
+                <w:rFonts w:ascii="Roboto" w:eastAsia="Times New Roman" w:hAnsi="Roboto" w:cs="Times New Roman"/>
+                <w:sz w:val="24"/>
+                <w:lang w:eastAsia="en-US"/>
+              </w:rPr>
+              <w:lastRenderedPageBreak/>
+              <w:t>notification preferences, and push notification delivery.</w:t>
             </w:r>
           </w:p>
         </w:tc>
@@ -4319,6 +4315,7 @@
                 <w:sz w:val="24"/>
                 <w:lang w:eastAsia="en-US"/>
               </w:rPr>
+              <w:lastRenderedPageBreak/>
               <w:t>4.2 News Feed</w:t>
             </w:r>
           </w:p>
@@ -4343,7 +4340,25 @@
                 <w:sz w:val="24"/>
                 <w:lang w:eastAsia="en-US"/>
               </w:rPr>
-              <w:t>Communication Services; Profile Management Service; Job Posting Service; API Gateway / Orchestrator; Database; File / Blob Storage</w:t>
+              <w:t xml:space="preserve">Communication Services; Profile Management Service; Job Posting Service; API </w:t>
+            </w:r>
+            <w:r>
+              <w:rPr>
+                <w:rFonts w:ascii="Roboto" w:eastAsia="Times New Roman" w:hAnsi="Roboto" w:cs="Times New Roman"/>
+                <w:b/>
+                <w:bCs/>
+                <w:sz w:val="24"/>
+                <w:lang w:eastAsia="en-US"/>
+              </w:rPr>
+              <w:t>Gateway</w:t>
+            </w:r>
+            <w:r>
+              <w:rPr>
+                <w:rFonts w:ascii="Roboto" w:eastAsia="Times New Roman" w:hAnsi="Roboto" w:cs="Times New Roman"/>
+                <w:sz w:val="24"/>
+                <w:lang w:eastAsia="en-US"/>
+              </w:rPr>
+              <w:t xml:space="preserve"> / Orchestrator; Database; File / Blob Storage</w:t>
             </w:r>
           </w:p>
         </w:tc>
@@ -4399,10 +4414,7 @@
         <w:spacing w:before="0" w:after="0"/>
       </w:pPr>
       <w:r>
-        <w:t>1</w:t>
-      </w:r>
-      <w:r>
-        <w:t>. Group Heading QA</w:t>
+        <w:t>1. Group Heading QA</w:t>
       </w:r>
     </w:p>
     <w:p>
@@ -4735,7 +4747,6 @@
         <w:spacing w:before="0" w:beforeAutospacing="0" w:after="0" w:afterAutospacing="0"/>
       </w:pPr>
       <w:r>
-        <w:lastRenderedPageBreak/>
         <w:t xml:space="preserve">Font color is </w:t>
       </w:r>
       <w:r>
@@ -4837,10 +4848,8 @@
         <w:spacing w:before="0" w:after="0"/>
       </w:pPr>
       <w:r>
-        <w:t>3</w:t>
-      </w:r>
-      <w:r>
-        <w:t>. Header Row QA</w:t>
+        <w:lastRenderedPageBreak/>
+        <w:t>3. Header Row QA</w:t>
       </w:r>
     </w:p>
     <w:p>
@@ -5115,10 +5124,7 @@
         <w:spacing w:before="0" w:after="0"/>
       </w:pPr>
       <w:r>
-        <w:t>4</w:t>
-      </w:r>
-      <w:r>
-        <w:t>. Content Rows QA</w:t>
+        <w:t>4. Content Rows QA</w:t>
       </w:r>
     </w:p>
     <w:p>
@@ -5424,7 +5430,6 @@
         <w:spacing w:before="0" w:after="0"/>
       </w:pPr>
       <w:r>
-        <w:lastRenderedPageBreak/>
         <w:t>5</w:t>
       </w:r>
       <w:r>
@@ -5673,10 +5678,7 @@
         <w:spacing w:before="0" w:after="0"/>
       </w:pPr>
       <w:r>
-        <w:t>7</w:t>
-      </w:r>
-      <w:r>
-        <w:t>. Column Validation QA</w:t>
+        <w:t>7. Column Validation QA</w:t>
       </w:r>
     </w:p>
     <w:p>
@@ -5778,10 +5780,7 @@
         <w:spacing w:before="0" w:after="0"/>
       </w:pPr>
       <w:r>
-        <w:t>8</w:t>
-      </w:r>
-      <w:r>
-        <w:t>. Required Entity Type QA</w:t>
+        <w:t>8. Required Entity Type QA</w:t>
       </w:r>
     </w:p>
     <w:p>
@@ -5922,7 +5921,6 @@
         <w:spacing w:before="0" w:after="0"/>
       </w:pPr>
       <w:r>
-        <w:lastRenderedPageBreak/>
         <w:t>9</w:t>
       </w:r>
       <w:r>
@@ -6039,6 +6037,7 @@
         <w:spacing w:before="0" w:beforeAutospacing="0" w:after="0" w:afterAutospacing="0"/>
       </w:pPr>
       <w:r>
+        <w:lastRenderedPageBreak/>
         <w:t xml:space="preserve">Methods </w:t>
       </w:r>
     </w:p>
